--- a/PromptHalo/policies/01-POL-ISP-Information Security.docx
+++ b/PromptHalo/policies/01-POL-ISP-Information Security.docx
@@ -1731,6 +1731,12 @@
         <w:rPr>
           <w:color w:val="404040" w:themeColor="text1" w:themeTint="BF"/>
         </w:rPr>
+        <w:t xml:space="preserve"> Technologies</w:t>
+      </w:r>
+      <w:r>
+        <w:rPr>
+          <w:color w:val="404040" w:themeColor="text1" w:themeTint="BF"/>
+        </w:rPr>
         <w:t xml:space="preserve"> policy repository. Printed or locally saved copies are uncontrolled and must be verified against the published version before use. This document is classified Internal and may not be distributed outside </w:t>
       </w:r>
       <w:proofErr w:type="spellStart"/>
@@ -1741,6 +1747,12 @@
         <w:t>PromptHalo</w:t>
       </w:r>
       <w:proofErr w:type="spellEnd"/>
+      <w:r>
+        <w:rPr>
+          <w:color w:val="404040" w:themeColor="text1" w:themeTint="BF"/>
+        </w:rPr>
+        <w:t xml:space="preserve"> Technologies</w:t>
+      </w:r>
       <w:r>
         <w:rPr>
           <w:color w:val="404040" w:themeColor="text1" w:themeTint="BF"/>
@@ -2918,12 +2930,10 @@
         <w:p>
           <w:pPr>
             <w:sectPr>
-              <w:headerReference w:type="even" r:id="rId8"/>
-              <w:headerReference w:type="default" r:id="rId9"/>
-              <w:footerReference w:type="even" r:id="rId10"/>
-              <w:footerReference w:type="default" r:id="rId11"/>
-              <w:headerReference w:type="first" r:id="rId12"/>
-              <w:footerReference w:type="first" r:id="rId13"/>
+              <w:headerReference w:type="default" r:id="rId8"/>
+              <w:footerReference w:type="default" r:id="rId9"/>
+              <w:headerReference w:type="first" r:id="rId10"/>
+              <w:footerReference w:type="first" r:id="rId11"/>
               <w:pgSz w:w="12240" w:h="15840"/>
               <w:pgMar w:top="1440" w:right="1440" w:bottom="1440" w:left="1440" w:header="720" w:footer="720" w:gutter="0"/>
               <w:cols w:space="720"/>
@@ -2970,7 +2980,7 @@
         <w:rPr>
           <w:color w:val="404040" w:themeColor="text1" w:themeTint="BF"/>
         </w:rPr>
-        <w:t xml:space="preserve"> (“the Company”) depends on the confidentiality, integrity, and availability of its information systems and the customer data entrusted to it. This Information Security Policy establishes the Company's overall security program, assigns ownership and accountability, and authorizes the subordinate policies, standards, and procedures that implement it. It is the charter document of the Company's </w:t>
+        <w:t xml:space="preserve"> Technologies (“the Company”) depends on the confidentiality, integrity, and availability of its information systems and the customer data entrusted to it. This Information Security Policy establishes the Company's overall security program, assigns ownership and accountability, and authorizes the subordinate policies, standards, and procedures that implement it. It is the charter document of the Company's </w:t>
       </w:r>
       <w:r>
         <w:rPr>
@@ -3114,6 +3124,12 @@
         <w:rPr>
           <w:color w:val="404040" w:themeColor="text1" w:themeTint="BF"/>
         </w:rPr>
+        <w:t xml:space="preserve"> Technologies</w:t>
+      </w:r>
+      <w:r>
+        <w:rPr>
+          <w:color w:val="404040" w:themeColor="text1" w:themeTint="BF"/>
+        </w:rPr>
         <w:t>.</w:t>
       </w:r>
     </w:p>
@@ -4267,14 +4283,12 @@
         </w:rPr>
         <w:t xml:space="preserve">The Company shall maintain a current </w:t>
       </w:r>
-      <w:proofErr w:type="spellStart"/>
-      <w:r>
-        <w:rPr>
-          <w:color w:val="404040" w:themeColor="text1" w:themeTint="BF"/>
-        </w:rPr>
-        <w:t>organisation</w:t>
-      </w:r>
-      <w:proofErr w:type="spellEnd"/>
+      <w:r>
+        <w:rPr>
+          <w:color w:val="404040" w:themeColor="text1" w:themeTint="BF"/>
+        </w:rPr>
+        <w:t>organization</w:t>
+      </w:r>
       <w:r>
         <w:rPr>
           <w:color w:val="404040" w:themeColor="text1" w:themeTint="BF"/>
@@ -8711,12 +8725,12 @@
     </w:tbl>
     <w:p/>
     <w:sectPr>
-      <w:headerReference w:type="even" r:id="rId14"/>
-      <w:headerReference w:type="default" r:id="rId15"/>
-      <w:footerReference w:type="even" r:id="rId16"/>
-      <w:footerReference w:type="default" r:id="rId17"/>
-      <w:headerReference w:type="first" r:id="rId18"/>
-      <w:footerReference w:type="first" r:id="rId19"/>
+      <w:headerReference w:type="even" r:id="rId12"/>
+      <w:headerReference w:type="default" r:id="rId13"/>
+      <w:footerReference w:type="even" r:id="rId14"/>
+      <w:footerReference w:type="default" r:id="rId15"/>
+      <w:headerReference w:type="first" r:id="rId16"/>
+      <w:footerReference w:type="first" r:id="rId17"/>
       <w:pgSz w:w="12240" w:h="15840"/>
       <w:pgMar w:top="1440" w:right="1440" w:bottom="1440" w:left="1440" w:header="720" w:footer="720" w:gutter="0"/>
       <w:lnNumType w:countBy="1" w:start="1" w:distance="360" w:restart="newSection"/>
@@ -8755,16 +8769,6 @@
 </file>
 
 <file path=word/footer1.xml><?xml version="1.0" encoding="utf-8"?>
-<w:ftr xmlns:wpc="http://schemas.microsoft.com/office/word/2010/wordprocessingCanvas" xmlns:cx="http://schemas.microsoft.com/office/drawing/2014/chartex" xmlns:cx1="http://schemas.microsoft.com/office/drawing/2015/9/8/chartex" xmlns:cx2="http://schemas.microsoft.com/office/drawing/2015/10/21/chartex" xmlns:cx3="http://schemas.microsoft.com/office/drawing/2016/5/9/chartex" xmlns:cx4="http://schemas.microsoft.com/office/drawing/2016/5/10/chartex" xmlns:cx5="http://schemas.microsoft.com/office/drawing/2016/5/11/chartex" xmlns:cx6="http://schemas.microsoft.com/office/drawing/2016/5/12/chartex" xmlns:cx7="http://schemas.microsoft.com/office/drawing/2016/5/13/chartex" xmlns:cx8="http://schemas.microsoft.com/office/drawing/2016/5/14/chartex" xmlns:mc="http://schemas.openxmlformats.org/markup-compatibility/2006" xmlns:m="http://schemas.openxmlformats.org/officeDocument/2006/math" xmlns:aink="http://schemas.microsoft.com/office/drawing/2016/ink" xmlns:am3d="http://schemas.microsoft.com/office/drawing/2017/model3d" xmlns:oel="http://schemas.microsoft.com/office/2019/extlst" xmlns:r="http://schemas.openxmlformats.org/officeDocument/2006/relationships" xmlns:wp14="http://schemas.microsoft.com/office/word/2010/wordprocessingDrawing" xmlns:wp="http://schemas.openxmlformats.org/drawingml/2006/wordprocessingDrawing" xmlns:wpg="http://schemas.microsoft.com/office/word/2010/wordprocessingGroup" xmlns:wpi="http://schemas.microsoft.com/office/word/2010/wordprocessingInk" xmlns:wps="http://schemas.microsoft.com/office/word/2010/wordprocessingShape" xmlns:o="urn:schemas-microsoft-com:office:office" xmlns:v="urn:schemas-microsoft-com:vml" xmlns:w10="urn:schemas-microsoft-com:office:word" xmlns:w="http://schemas.openxmlformats.org/wordprocessingml/2006/main" xmlns:w14="http://schemas.microsoft.com/office/word/2010/wordml" xmlns:w15="http://schemas.microsoft.com/office/word/2012/wordml" xmlns:w16cei="http://schemas.microsoft.com/office/word/2026/wordml/cei" xmlns:w16cex="http://schemas.microsoft.com/office/word/2018/wordml/cex" xmlns:w16cid="http://schemas.microsoft.com/office/word/2016/wordml/cid" xmlns:w16="http://schemas.microsoft.com/office/word/2018/wordml" xmlns:w16sdtdh="http://schemas.microsoft.com/office/word/2020/wordml/sdtdatahash" xmlns:w16sdtfl="http://schemas.microsoft.com/office/word/2024/wordml/sdtformatlock" xmlns:w16se="http://schemas.microsoft.com/office/word/2015/wordml/symex" xmlns:w16du="http://schemas.microsoft.com/office/word/2023/wordml/word16du" xmlns:wne="http://schemas.microsoft.com/office/word/2006/wordml" mc:Ignorable="w14 w15 w16se w16cid w16 w16cex w16sdtdh w16sdtfl w16du wp14">
-  <w:p>
-    <w:pPr>
-      <w:pStyle w:val="Footer"/>
-    </w:pPr>
-  </w:p>
-</w:ftr>
-</file>
-
-<file path=word/footer2.xml><?xml version="1.0" encoding="utf-8"?>
 <w:ftr xmlns:wpc="http://schemas.microsoft.com/office/word/2010/wordprocessingCanvas" xmlns:cx="http://schemas.microsoft.com/office/drawing/2014/chartex" xmlns:cx1="http://schemas.microsoft.com/office/drawing/2015/9/8/chartex" xmlns:cx2="http://schemas.microsoft.com/office/drawing/2015/10/21/chartex" xmlns:cx3="http://schemas.microsoft.com/office/drawing/2016/5/9/chartex" xmlns:cx4="http://schemas.microsoft.com/office/drawing/2016/5/10/chartex" xmlns:cx5="http://schemas.microsoft.com/office/drawing/2016/5/11/chartex" xmlns:cx6="http://schemas.microsoft.com/office/drawing/2016/5/12/chartex" xmlns:cx7="http://schemas.microsoft.com/office/drawing/2016/5/13/chartex" xmlns:cx8="http://schemas.microsoft.com/office/drawing/2016/5/14/chartex" xmlns:mc="http://schemas.openxmlformats.org/markup-compatibility/2006" xmlns:m="http://schemas.openxmlformats.org/officeDocument/2006/math" xmlns:aink="http://schemas.microsoft.com/office/drawing/2016/ink" xmlns:am3d="http://schemas.microsoft.com/office/drawing/2017/model3d" xmlns:oel="http://schemas.microsoft.com/office/2019/extlst" xmlns:r="http://schemas.openxmlformats.org/officeDocument/2006/relationships" xmlns:wp14="http://schemas.microsoft.com/office/word/2010/wordprocessingDrawing" xmlns:wp="http://schemas.openxmlformats.org/drawingml/2006/wordprocessingDrawing" xmlns:wpg="http://schemas.microsoft.com/office/word/2010/wordprocessingGroup" xmlns:wpi="http://schemas.microsoft.com/office/word/2010/wordprocessingInk" xmlns:wps="http://schemas.microsoft.com/office/word/2010/wordprocessingShape" xmlns:o="urn:schemas-microsoft-com:office:office" xmlns:v="urn:schemas-microsoft-com:vml" xmlns:w10="urn:schemas-microsoft-com:office:word" xmlns:w="http://schemas.openxmlformats.org/wordprocessingml/2006/main" xmlns:w14="http://schemas.microsoft.com/office/word/2010/wordml" xmlns:w15="http://schemas.microsoft.com/office/word/2012/wordml" xmlns:w16cei="http://schemas.microsoft.com/office/word/2026/wordml/cei" xmlns:w16cex="http://schemas.microsoft.com/office/word/2018/wordml/cex" xmlns:w16cid="http://schemas.microsoft.com/office/word/2016/wordml/cid" xmlns:w16="http://schemas.microsoft.com/office/word/2018/wordml" xmlns:w16sdtdh="http://schemas.microsoft.com/office/word/2020/wordml/sdtdatahash" xmlns:w16sdtfl="http://schemas.microsoft.com/office/word/2024/wordml/sdtformatlock" xmlns:w16se="http://schemas.microsoft.com/office/word/2015/wordml/symex" xmlns:w16du="http://schemas.microsoft.com/office/word/2023/wordml/word16du" xmlns:wne="http://schemas.microsoft.com/office/word/2006/wordml" mc:Ignorable="w14 w15 w16se w16cid w16 w16cex w16sdtdh w16sdtfl w16du wp14">
   <w:p>
     <w:pPr>
@@ -8859,7 +8863,7 @@
 </w:ftr>
 </file>
 
-<file path=word/footer3.xml><?xml version="1.0" encoding="utf-8"?>
+<file path=word/footer2.xml><?xml version="1.0" encoding="utf-8"?>
 <w:ftr xmlns:wpc="http://schemas.microsoft.com/office/word/2010/wordprocessingCanvas" xmlns:cx="http://schemas.microsoft.com/office/drawing/2014/chartex" xmlns:cx1="http://schemas.microsoft.com/office/drawing/2015/9/8/chartex" xmlns:cx2="http://schemas.microsoft.com/office/drawing/2015/10/21/chartex" xmlns:cx3="http://schemas.microsoft.com/office/drawing/2016/5/9/chartex" xmlns:cx4="http://schemas.microsoft.com/office/drawing/2016/5/10/chartex" xmlns:cx5="http://schemas.microsoft.com/office/drawing/2016/5/11/chartex" xmlns:cx6="http://schemas.microsoft.com/office/drawing/2016/5/12/chartex" xmlns:cx7="http://schemas.microsoft.com/office/drawing/2016/5/13/chartex" xmlns:cx8="http://schemas.microsoft.com/office/drawing/2016/5/14/chartex" xmlns:mc="http://schemas.openxmlformats.org/markup-compatibility/2006" xmlns:m="http://schemas.openxmlformats.org/officeDocument/2006/math" xmlns:aink="http://schemas.microsoft.com/office/drawing/2016/ink" xmlns:am3d="http://schemas.microsoft.com/office/drawing/2017/model3d" xmlns:oel="http://schemas.microsoft.com/office/2019/extlst" xmlns:r="http://schemas.openxmlformats.org/officeDocument/2006/relationships" xmlns:wp14="http://schemas.microsoft.com/office/word/2010/wordprocessingDrawing" xmlns:wp="http://schemas.openxmlformats.org/drawingml/2006/wordprocessingDrawing" xmlns:wpg="http://schemas.microsoft.com/office/word/2010/wordprocessingGroup" xmlns:wpi="http://schemas.microsoft.com/office/word/2010/wordprocessingInk" xmlns:wps="http://schemas.microsoft.com/office/word/2010/wordprocessingShape" xmlns:o="urn:schemas-microsoft-com:office:office" xmlns:v="urn:schemas-microsoft-com:vml" xmlns:w10="urn:schemas-microsoft-com:office:word" xmlns:w="http://schemas.openxmlformats.org/wordprocessingml/2006/main" xmlns:w14="http://schemas.microsoft.com/office/word/2010/wordml" xmlns:w15="http://schemas.microsoft.com/office/word/2012/wordml" xmlns:w16cei="http://schemas.microsoft.com/office/word/2026/wordml/cei" xmlns:w16cex="http://schemas.microsoft.com/office/word/2018/wordml/cex" xmlns:w16cid="http://schemas.microsoft.com/office/word/2016/wordml/cid" xmlns:w16="http://schemas.microsoft.com/office/word/2018/wordml" xmlns:w16sdtdh="http://schemas.microsoft.com/office/word/2020/wordml/sdtdatahash" xmlns:w16sdtfl="http://schemas.microsoft.com/office/word/2024/wordml/sdtformatlock" xmlns:w16se="http://schemas.microsoft.com/office/word/2015/wordml/symex" xmlns:w16du="http://schemas.microsoft.com/office/word/2023/wordml/word16du" xmlns:wne="http://schemas.microsoft.com/office/word/2006/wordml" mc:Ignorable="w14 w15 w16se w16cid w16 w16cex w16sdtdh w16sdtfl w16du wp14">
   <w:p>
     <w:pPr>
@@ -8869,7 +8873,7 @@
 </w:ftr>
 </file>
 
-<file path=word/footer4.xml><?xml version="1.0" encoding="utf-8"?>
+<file path=word/footer3.xml><?xml version="1.0" encoding="utf-8"?>
 <w:ftr xmlns:wpc="http://schemas.microsoft.com/office/word/2010/wordprocessingCanvas" xmlns:cx="http://schemas.microsoft.com/office/drawing/2014/chartex" xmlns:cx1="http://schemas.microsoft.com/office/drawing/2015/9/8/chartex" xmlns:cx2="http://schemas.microsoft.com/office/drawing/2015/10/21/chartex" xmlns:cx3="http://schemas.microsoft.com/office/drawing/2016/5/9/chartex" xmlns:cx4="http://schemas.microsoft.com/office/drawing/2016/5/10/chartex" xmlns:cx5="http://schemas.microsoft.com/office/drawing/2016/5/11/chartex" xmlns:cx6="http://schemas.microsoft.com/office/drawing/2016/5/12/chartex" xmlns:cx7="http://schemas.microsoft.com/office/drawing/2016/5/13/chartex" xmlns:cx8="http://schemas.microsoft.com/office/drawing/2016/5/14/chartex" xmlns:mc="http://schemas.openxmlformats.org/markup-compatibility/2006" xmlns:m="http://schemas.openxmlformats.org/officeDocument/2006/math" xmlns:aink="http://schemas.microsoft.com/office/drawing/2016/ink" xmlns:am3d="http://schemas.microsoft.com/office/drawing/2017/model3d" xmlns:oel="http://schemas.microsoft.com/office/2019/extlst" xmlns:r="http://schemas.openxmlformats.org/officeDocument/2006/relationships" xmlns:wp14="http://schemas.microsoft.com/office/word/2010/wordprocessingDrawing" xmlns:wp="http://schemas.openxmlformats.org/drawingml/2006/wordprocessingDrawing" xmlns:wpg="http://schemas.microsoft.com/office/word/2010/wordprocessingGroup" xmlns:wpi="http://schemas.microsoft.com/office/word/2010/wordprocessingInk" xmlns:wps="http://schemas.microsoft.com/office/word/2010/wordprocessingShape" xmlns:o="urn:schemas-microsoft-com:office:office" xmlns:v="urn:schemas-microsoft-com:vml" xmlns:w10="urn:schemas-microsoft-com:office:word" xmlns:w="http://schemas.openxmlformats.org/wordprocessingml/2006/main" xmlns:w14="http://schemas.microsoft.com/office/word/2010/wordml" xmlns:w15="http://schemas.microsoft.com/office/word/2012/wordml" xmlns:w16cei="http://schemas.microsoft.com/office/word/2026/wordml/cei" xmlns:w16cex="http://schemas.microsoft.com/office/word/2018/wordml/cex" xmlns:w16cid="http://schemas.microsoft.com/office/word/2016/wordml/cid" xmlns:w16="http://schemas.microsoft.com/office/word/2018/wordml" xmlns:w16sdtdh="http://schemas.microsoft.com/office/word/2020/wordml/sdtdatahash" xmlns:w16sdtfl="http://schemas.microsoft.com/office/word/2024/wordml/sdtformatlock" xmlns:w16se="http://schemas.microsoft.com/office/word/2015/wordml/symex" xmlns:w16du="http://schemas.microsoft.com/office/word/2023/wordml/word16du" xmlns:wne="http://schemas.microsoft.com/office/word/2006/wordml" mc:Ignorable="w14 w15 w16se w16cid w16 w16cex w16sdtdh w16sdtfl w16du wp14">
   <w:p>
     <w:pPr>
@@ -8879,7 +8883,7 @@
 </w:ftr>
 </file>
 
-<file path=word/footer5.xml><?xml version="1.0" encoding="utf-8"?>
+<file path=word/footer4.xml><?xml version="1.0" encoding="utf-8"?>
 <w:ftr xmlns:wpc="http://schemas.microsoft.com/office/word/2010/wordprocessingCanvas" xmlns:cx="http://schemas.microsoft.com/office/drawing/2014/chartex" xmlns:cx1="http://schemas.microsoft.com/office/drawing/2015/9/8/chartex" xmlns:cx2="http://schemas.microsoft.com/office/drawing/2015/10/21/chartex" xmlns:cx3="http://schemas.microsoft.com/office/drawing/2016/5/9/chartex" xmlns:cx4="http://schemas.microsoft.com/office/drawing/2016/5/10/chartex" xmlns:cx5="http://schemas.microsoft.com/office/drawing/2016/5/11/chartex" xmlns:cx6="http://schemas.microsoft.com/office/drawing/2016/5/12/chartex" xmlns:cx7="http://schemas.microsoft.com/office/drawing/2016/5/13/chartex" xmlns:cx8="http://schemas.microsoft.com/office/drawing/2016/5/14/chartex" xmlns:mc="http://schemas.openxmlformats.org/markup-compatibility/2006" xmlns:m="http://schemas.openxmlformats.org/officeDocument/2006/math" xmlns:aink="http://schemas.microsoft.com/office/drawing/2016/ink" xmlns:am3d="http://schemas.microsoft.com/office/drawing/2017/model3d" xmlns:oel="http://schemas.microsoft.com/office/2019/extlst" xmlns:r="http://schemas.openxmlformats.org/officeDocument/2006/relationships" xmlns:wp14="http://schemas.microsoft.com/office/word/2010/wordprocessingDrawing" xmlns:wp="http://schemas.openxmlformats.org/drawingml/2006/wordprocessingDrawing" xmlns:wpg="http://schemas.microsoft.com/office/word/2010/wordprocessingGroup" xmlns:wpi="http://schemas.microsoft.com/office/word/2010/wordprocessingInk" xmlns:wps="http://schemas.microsoft.com/office/word/2010/wordprocessingShape" xmlns:o="urn:schemas-microsoft-com:office:office" xmlns:v="urn:schemas-microsoft-com:vml" xmlns:w10="urn:schemas-microsoft-com:office:word" xmlns:w="http://schemas.openxmlformats.org/wordprocessingml/2006/main" xmlns:w14="http://schemas.microsoft.com/office/word/2010/wordml" xmlns:w15="http://schemas.microsoft.com/office/word/2012/wordml" xmlns:w16cei="http://schemas.microsoft.com/office/word/2026/wordml/cei" xmlns:w16cex="http://schemas.microsoft.com/office/word/2018/wordml/cex" xmlns:w16cid="http://schemas.microsoft.com/office/word/2016/wordml/cid" xmlns:w16="http://schemas.microsoft.com/office/word/2018/wordml" xmlns:w16sdtdh="http://schemas.microsoft.com/office/word/2020/wordml/sdtdatahash" xmlns:w16sdtfl="http://schemas.microsoft.com/office/word/2024/wordml/sdtformatlock" xmlns:w16se="http://schemas.microsoft.com/office/word/2015/wordml/symex" xmlns:w16du="http://schemas.microsoft.com/office/word/2023/wordml/word16du" xmlns:wne="http://schemas.microsoft.com/office/word/2006/wordml" mc:Ignorable="w14 w15 w16se w16cid w16 w16cex w16sdtdh w16sdtfl w16du wp14">
   <w:p>
     <w:pPr>
@@ -8902,7 +8906,7 @@
       <w:rPr>
         <w:sz w:val="17"/>
       </w:rPr>
-      <w:t xml:space="preserve">   ·   Internal   ·   POL-ISP-001   ·   Version 1.0   ·   Page </w:t>
+      <w:t xml:space="preserve"> Technologies   ·   Internal   ·   POL-ISP-001   ·   Version 1.0   ·   Page </w:t>
     </w:r>
     <w:r>
       <w:rPr>
@@ -8974,7 +8978,7 @@
 </w:ftr>
 </file>
 
-<file path=word/footer6.xml><?xml version="1.0" encoding="utf-8"?>
+<file path=word/footer5.xml><?xml version="1.0" encoding="utf-8"?>
 <w:ftr xmlns:wpc="http://schemas.microsoft.com/office/word/2010/wordprocessingCanvas" xmlns:cx="http://schemas.microsoft.com/office/drawing/2014/chartex" xmlns:cx1="http://schemas.microsoft.com/office/drawing/2015/9/8/chartex" xmlns:cx2="http://schemas.microsoft.com/office/drawing/2015/10/21/chartex" xmlns:cx3="http://schemas.microsoft.com/office/drawing/2016/5/9/chartex" xmlns:cx4="http://schemas.microsoft.com/office/drawing/2016/5/10/chartex" xmlns:cx5="http://schemas.microsoft.com/office/drawing/2016/5/11/chartex" xmlns:cx6="http://schemas.microsoft.com/office/drawing/2016/5/12/chartex" xmlns:cx7="http://schemas.microsoft.com/office/drawing/2016/5/13/chartex" xmlns:cx8="http://schemas.microsoft.com/office/drawing/2016/5/14/chartex" xmlns:mc="http://schemas.openxmlformats.org/markup-compatibility/2006" xmlns:m="http://schemas.openxmlformats.org/officeDocument/2006/math" xmlns:aink="http://schemas.microsoft.com/office/drawing/2016/ink" xmlns:am3d="http://schemas.microsoft.com/office/drawing/2017/model3d" xmlns:oel="http://schemas.microsoft.com/office/2019/extlst" xmlns:r="http://schemas.openxmlformats.org/officeDocument/2006/relationships" xmlns:wp14="http://schemas.microsoft.com/office/word/2010/wordprocessingDrawing" xmlns:wp="http://schemas.openxmlformats.org/drawingml/2006/wordprocessingDrawing" xmlns:wpg="http://schemas.microsoft.com/office/word/2010/wordprocessingGroup" xmlns:wpi="http://schemas.microsoft.com/office/word/2010/wordprocessingInk" xmlns:wps="http://schemas.microsoft.com/office/word/2010/wordprocessingShape" xmlns:o="urn:schemas-microsoft-com:office:office" xmlns:v="urn:schemas-microsoft-com:vml" xmlns:w10="urn:schemas-microsoft-com:office:word" xmlns:w="http://schemas.openxmlformats.org/wordprocessingml/2006/main" xmlns:w14="http://schemas.microsoft.com/office/word/2010/wordml" xmlns:w15="http://schemas.microsoft.com/office/word/2012/wordml" xmlns:w16cei="http://schemas.microsoft.com/office/word/2026/wordml/cei" xmlns:w16cex="http://schemas.microsoft.com/office/word/2018/wordml/cex" xmlns:w16cid="http://schemas.microsoft.com/office/word/2016/wordml/cid" xmlns:w16="http://schemas.microsoft.com/office/word/2018/wordml" xmlns:w16sdtdh="http://schemas.microsoft.com/office/word/2020/wordml/sdtdatahash" xmlns:w16sdtfl="http://schemas.microsoft.com/office/word/2024/wordml/sdtformatlock" xmlns:w16se="http://schemas.microsoft.com/office/word/2015/wordml/symex" xmlns:w16du="http://schemas.microsoft.com/office/word/2023/wordml/word16du" xmlns:wne="http://schemas.microsoft.com/office/word/2006/wordml" mc:Ignorable="w14 w15 w16se w16cid w16 w16cex w16sdtdh w16sdtfl w16du wp14">
   <w:p>
     <w:pPr>
@@ -9010,16 +9014,6 @@
 </file>
 
 <file path=word/header1.xml><?xml version="1.0" encoding="utf-8"?>
-<w:hdr xmlns:wpc="http://schemas.microsoft.com/office/word/2010/wordprocessingCanvas" xmlns:cx="http://schemas.microsoft.com/office/drawing/2014/chartex" xmlns:cx1="http://schemas.microsoft.com/office/drawing/2015/9/8/chartex" xmlns:cx2="http://schemas.microsoft.com/office/drawing/2015/10/21/chartex" xmlns:cx3="http://schemas.microsoft.com/office/drawing/2016/5/9/chartex" xmlns:cx4="http://schemas.microsoft.com/office/drawing/2016/5/10/chartex" xmlns:cx5="http://schemas.microsoft.com/office/drawing/2016/5/11/chartex" xmlns:cx6="http://schemas.microsoft.com/office/drawing/2016/5/12/chartex" xmlns:cx7="http://schemas.microsoft.com/office/drawing/2016/5/13/chartex" xmlns:cx8="http://schemas.microsoft.com/office/drawing/2016/5/14/chartex" xmlns:mc="http://schemas.openxmlformats.org/markup-compatibility/2006" xmlns:m="http://schemas.openxmlformats.org/officeDocument/2006/math" xmlns:aink="http://schemas.microsoft.com/office/drawing/2016/ink" xmlns:am3d="http://schemas.microsoft.com/office/drawing/2017/model3d" xmlns:oel="http://schemas.microsoft.com/office/2019/extlst" xmlns:r="http://schemas.openxmlformats.org/officeDocument/2006/relationships" xmlns:wp14="http://schemas.microsoft.com/office/word/2010/wordprocessingDrawing" xmlns:wp="http://schemas.openxmlformats.org/drawingml/2006/wordprocessingDrawing" xmlns:wpg="http://schemas.microsoft.com/office/word/2010/wordprocessingGroup" xmlns:wpi="http://schemas.microsoft.com/office/word/2010/wordprocessingInk" xmlns:wps="http://schemas.microsoft.com/office/word/2010/wordprocessingShape" xmlns:o="urn:schemas-microsoft-com:office:office" xmlns:v="urn:schemas-microsoft-com:vml" xmlns:w10="urn:schemas-microsoft-com:office:word" xmlns:w="http://schemas.openxmlformats.org/wordprocessingml/2006/main" xmlns:w14="http://schemas.microsoft.com/office/word/2010/wordml" xmlns:w15="http://schemas.microsoft.com/office/word/2012/wordml" xmlns:w16cei="http://schemas.microsoft.com/office/word/2026/wordml/cei" xmlns:w16cex="http://schemas.microsoft.com/office/word/2018/wordml/cex" xmlns:w16cid="http://schemas.microsoft.com/office/word/2016/wordml/cid" xmlns:w16="http://schemas.microsoft.com/office/word/2018/wordml" xmlns:w16sdtdh="http://schemas.microsoft.com/office/word/2020/wordml/sdtdatahash" xmlns:w16sdtfl="http://schemas.microsoft.com/office/word/2024/wordml/sdtformatlock" xmlns:w16se="http://schemas.microsoft.com/office/word/2015/wordml/symex" xmlns:w16du="http://schemas.microsoft.com/office/word/2023/wordml/word16du" xmlns:wne="http://schemas.microsoft.com/office/word/2006/wordml" mc:Ignorable="w14 w15 w16se w16cid w16 w16cex w16sdtdh w16sdtfl w16du wp14">
-  <w:p>
-    <w:pPr>
-      <w:pStyle w:val="Header"/>
-    </w:pPr>
-  </w:p>
-</w:hdr>
-</file>
-
-<file path=word/header2.xml><?xml version="1.0" encoding="utf-8"?>
 <w:hdr xmlns:wpc="http://schemas.microsoft.com/office/word/2010/wordprocessingCanvas" xmlns:cx="http://schemas.microsoft.com/office/drawing/2014/chartex" xmlns:cx1="http://schemas.microsoft.com/office/drawing/2015/9/8/chartex" xmlns:cx2="http://schemas.microsoft.com/office/drawing/2015/10/21/chartex" xmlns:cx3="http://schemas.microsoft.com/office/drawing/2016/5/9/chartex" xmlns:cx4="http://schemas.microsoft.com/office/drawing/2016/5/10/chartex" xmlns:cx5="http://schemas.microsoft.com/office/drawing/2016/5/11/chartex" xmlns:cx6="http://schemas.microsoft.com/office/drawing/2016/5/12/chartex" xmlns:cx7="http://schemas.microsoft.com/office/drawing/2016/5/13/chartex" xmlns:cx8="http://schemas.microsoft.com/office/drawing/2016/5/14/chartex" xmlns:mc="http://schemas.openxmlformats.org/markup-compatibility/2006" xmlns:m="http://schemas.openxmlformats.org/officeDocument/2006/math" xmlns:aink="http://schemas.microsoft.com/office/drawing/2016/ink" xmlns:am3d="http://schemas.microsoft.com/office/drawing/2017/model3d" xmlns:oel="http://schemas.microsoft.com/office/2019/extlst" xmlns:r="http://schemas.openxmlformats.org/officeDocument/2006/relationships" xmlns:wp14="http://schemas.microsoft.com/office/word/2010/wordprocessingDrawing" xmlns:wp="http://schemas.openxmlformats.org/drawingml/2006/wordprocessingDrawing" xmlns:wpg="http://schemas.microsoft.com/office/word/2010/wordprocessingGroup" xmlns:wpi="http://schemas.microsoft.com/office/word/2010/wordprocessingInk" xmlns:wps="http://schemas.microsoft.com/office/word/2010/wordprocessingShape" xmlns:o="urn:schemas-microsoft-com:office:office" xmlns:v="urn:schemas-microsoft-com:vml" xmlns:w10="urn:schemas-microsoft-com:office:word" xmlns:w="http://schemas.openxmlformats.org/wordprocessingml/2006/main" xmlns:w14="http://schemas.microsoft.com/office/word/2010/wordml" xmlns:w15="http://schemas.microsoft.com/office/word/2012/wordml" xmlns:w16cei="http://schemas.microsoft.com/office/word/2026/wordml/cei" xmlns:w16cex="http://schemas.microsoft.com/office/word/2018/wordml/cex" xmlns:w16cid="http://schemas.microsoft.com/office/word/2016/wordml/cid" xmlns:w16="http://schemas.microsoft.com/office/word/2018/wordml" xmlns:w16sdtdh="http://schemas.microsoft.com/office/word/2020/wordml/sdtdatahash" xmlns:w16sdtfl="http://schemas.microsoft.com/office/word/2024/wordml/sdtformatlock" xmlns:w16se="http://schemas.microsoft.com/office/word/2015/wordml/symex" xmlns:w16du="http://schemas.microsoft.com/office/word/2023/wordml/word16du" xmlns:wne="http://schemas.microsoft.com/office/word/2006/wordml" mc:Ignorable="w14 w15 w16se w16cid w16 w16cex w16sdtdh w16sdtfl w16du wp14">
   <w:p>
     <w:pPr>
@@ -9043,7 +9037,7 @@
 </w:hdr>
 </file>
 
-<file path=word/header3.xml><?xml version="1.0" encoding="utf-8"?>
+<file path=word/header2.xml><?xml version="1.0" encoding="utf-8"?>
 <w:hdr xmlns:wpc="http://schemas.microsoft.com/office/word/2010/wordprocessingCanvas" xmlns:cx="http://schemas.microsoft.com/office/drawing/2014/chartex" xmlns:cx1="http://schemas.microsoft.com/office/drawing/2015/9/8/chartex" xmlns:cx2="http://schemas.microsoft.com/office/drawing/2015/10/21/chartex" xmlns:cx3="http://schemas.microsoft.com/office/drawing/2016/5/9/chartex" xmlns:cx4="http://schemas.microsoft.com/office/drawing/2016/5/10/chartex" xmlns:cx5="http://schemas.microsoft.com/office/drawing/2016/5/11/chartex" xmlns:cx6="http://schemas.microsoft.com/office/drawing/2016/5/12/chartex" xmlns:cx7="http://schemas.microsoft.com/office/drawing/2016/5/13/chartex" xmlns:cx8="http://schemas.microsoft.com/office/drawing/2016/5/14/chartex" xmlns:mc="http://schemas.openxmlformats.org/markup-compatibility/2006" xmlns:m="http://schemas.openxmlformats.org/officeDocument/2006/math" xmlns:aink="http://schemas.microsoft.com/office/drawing/2016/ink" xmlns:am3d="http://schemas.microsoft.com/office/drawing/2017/model3d" xmlns:oel="http://schemas.microsoft.com/office/2019/extlst" xmlns:r="http://schemas.openxmlformats.org/officeDocument/2006/relationships" xmlns:wp14="http://schemas.microsoft.com/office/word/2010/wordprocessingDrawing" xmlns:wp="http://schemas.openxmlformats.org/drawingml/2006/wordprocessingDrawing" xmlns:wpg="http://schemas.microsoft.com/office/word/2010/wordprocessingGroup" xmlns:wpi="http://schemas.microsoft.com/office/word/2010/wordprocessingInk" xmlns:wps="http://schemas.microsoft.com/office/word/2010/wordprocessingShape" xmlns:o="urn:schemas-microsoft-com:office:office" xmlns:v="urn:schemas-microsoft-com:vml" xmlns:w10="urn:schemas-microsoft-com:office:word" xmlns:w="http://schemas.openxmlformats.org/wordprocessingml/2006/main" xmlns:w14="http://schemas.microsoft.com/office/word/2010/wordml" xmlns:w15="http://schemas.microsoft.com/office/word/2012/wordml" xmlns:w16cei="http://schemas.microsoft.com/office/word/2026/wordml/cei" xmlns:w16cex="http://schemas.microsoft.com/office/word/2018/wordml/cex" xmlns:w16cid="http://schemas.microsoft.com/office/word/2016/wordml/cid" xmlns:w16="http://schemas.microsoft.com/office/word/2018/wordml" xmlns:w16sdtdh="http://schemas.microsoft.com/office/word/2020/wordml/sdtdatahash" xmlns:w16sdtfl="http://schemas.microsoft.com/office/word/2024/wordml/sdtformatlock" xmlns:w16se="http://schemas.microsoft.com/office/word/2015/wordml/symex" xmlns:w16du="http://schemas.microsoft.com/office/word/2023/wordml/word16du" xmlns:wne="http://schemas.microsoft.com/office/word/2006/wordml" mc:Ignorable="w14 w15 w16se w16cid w16 w16cex w16sdtdh w16sdtfl w16du wp14">
   <w:p>
     <w:pPr>
@@ -9053,7 +9047,7 @@
 </w:hdr>
 </file>
 
-<file path=word/header4.xml><?xml version="1.0" encoding="utf-8"?>
+<file path=word/header3.xml><?xml version="1.0" encoding="utf-8"?>
 <w:hdr xmlns:wpc="http://schemas.microsoft.com/office/word/2010/wordprocessingCanvas" xmlns:cx="http://schemas.microsoft.com/office/drawing/2014/chartex" xmlns:cx1="http://schemas.microsoft.com/office/drawing/2015/9/8/chartex" xmlns:cx2="http://schemas.microsoft.com/office/drawing/2015/10/21/chartex" xmlns:cx3="http://schemas.microsoft.com/office/drawing/2016/5/9/chartex" xmlns:cx4="http://schemas.microsoft.com/office/drawing/2016/5/10/chartex" xmlns:cx5="http://schemas.microsoft.com/office/drawing/2016/5/11/chartex" xmlns:cx6="http://schemas.microsoft.com/office/drawing/2016/5/12/chartex" xmlns:cx7="http://schemas.microsoft.com/office/drawing/2016/5/13/chartex" xmlns:cx8="http://schemas.microsoft.com/office/drawing/2016/5/14/chartex" xmlns:mc="http://schemas.openxmlformats.org/markup-compatibility/2006" xmlns:m="http://schemas.openxmlformats.org/officeDocument/2006/math" xmlns:aink="http://schemas.microsoft.com/office/drawing/2016/ink" xmlns:am3d="http://schemas.microsoft.com/office/drawing/2017/model3d" xmlns:oel="http://schemas.microsoft.com/office/2019/extlst" xmlns:r="http://schemas.openxmlformats.org/officeDocument/2006/relationships" xmlns:wp14="http://schemas.microsoft.com/office/word/2010/wordprocessingDrawing" xmlns:wp="http://schemas.openxmlformats.org/drawingml/2006/wordprocessingDrawing" xmlns:wpg="http://schemas.microsoft.com/office/word/2010/wordprocessingGroup" xmlns:wpi="http://schemas.microsoft.com/office/word/2010/wordprocessingInk" xmlns:wps="http://schemas.microsoft.com/office/word/2010/wordprocessingShape" xmlns:o="urn:schemas-microsoft-com:office:office" xmlns:v="urn:schemas-microsoft-com:vml" xmlns:w10="urn:schemas-microsoft-com:office:word" xmlns:w="http://schemas.openxmlformats.org/wordprocessingml/2006/main" xmlns:w14="http://schemas.microsoft.com/office/word/2010/wordml" xmlns:w15="http://schemas.microsoft.com/office/word/2012/wordml" xmlns:w16cei="http://schemas.microsoft.com/office/word/2026/wordml/cei" xmlns:w16cex="http://schemas.microsoft.com/office/word/2018/wordml/cex" xmlns:w16cid="http://schemas.microsoft.com/office/word/2016/wordml/cid" xmlns:w16="http://schemas.microsoft.com/office/word/2018/wordml" xmlns:w16sdtdh="http://schemas.microsoft.com/office/word/2020/wordml/sdtdatahash" xmlns:w16sdtfl="http://schemas.microsoft.com/office/word/2024/wordml/sdtformatlock" xmlns:w16se="http://schemas.microsoft.com/office/word/2015/wordml/symex" xmlns:w16du="http://schemas.microsoft.com/office/word/2023/wordml/word16du" xmlns:wne="http://schemas.microsoft.com/office/word/2006/wordml" mc:Ignorable="w14 w15 w16se w16cid w16 w16cex w16sdtdh w16sdtfl w16du wp14">
   <w:p>
     <w:pPr>
@@ -9063,7 +9057,7 @@
 </w:hdr>
 </file>
 
-<file path=word/header5.xml><?xml version="1.0" encoding="utf-8"?>
+<file path=word/header4.xml><?xml version="1.0" encoding="utf-8"?>
 <w:hdr xmlns:wpc="http://schemas.microsoft.com/office/word/2010/wordprocessingCanvas" xmlns:cx="http://schemas.microsoft.com/office/drawing/2014/chartex" xmlns:cx1="http://schemas.microsoft.com/office/drawing/2015/9/8/chartex" xmlns:cx2="http://schemas.microsoft.com/office/drawing/2015/10/21/chartex" xmlns:cx3="http://schemas.microsoft.com/office/drawing/2016/5/9/chartex" xmlns:cx4="http://schemas.microsoft.com/office/drawing/2016/5/10/chartex" xmlns:cx5="http://schemas.microsoft.com/office/drawing/2016/5/11/chartex" xmlns:cx6="http://schemas.microsoft.com/office/drawing/2016/5/12/chartex" xmlns:cx7="http://schemas.microsoft.com/office/drawing/2016/5/13/chartex" xmlns:cx8="http://schemas.microsoft.com/office/drawing/2016/5/14/chartex" xmlns:mc="http://schemas.openxmlformats.org/markup-compatibility/2006" xmlns:m="http://schemas.openxmlformats.org/officeDocument/2006/math" xmlns:aink="http://schemas.microsoft.com/office/drawing/2016/ink" xmlns:am3d="http://schemas.microsoft.com/office/drawing/2017/model3d" xmlns:oel="http://schemas.microsoft.com/office/2019/extlst" xmlns:r="http://schemas.openxmlformats.org/officeDocument/2006/relationships" xmlns:wp14="http://schemas.microsoft.com/office/word/2010/wordprocessingDrawing" xmlns:wp="http://schemas.openxmlformats.org/drawingml/2006/wordprocessingDrawing" xmlns:wpg="http://schemas.microsoft.com/office/word/2010/wordprocessingGroup" xmlns:wpi="http://schemas.microsoft.com/office/word/2010/wordprocessingInk" xmlns:wps="http://schemas.microsoft.com/office/word/2010/wordprocessingShape" xmlns:o="urn:schemas-microsoft-com:office:office" xmlns:v="urn:schemas-microsoft-com:vml" xmlns:w10="urn:schemas-microsoft-com:office:word" xmlns:w="http://schemas.openxmlformats.org/wordprocessingml/2006/main" xmlns:w14="http://schemas.microsoft.com/office/word/2010/wordml" xmlns:w15="http://schemas.microsoft.com/office/word/2012/wordml" xmlns:w16cei="http://schemas.microsoft.com/office/word/2026/wordml/cei" xmlns:w16cex="http://schemas.microsoft.com/office/word/2018/wordml/cex" xmlns:w16cid="http://schemas.microsoft.com/office/word/2016/wordml/cid" xmlns:w16="http://schemas.microsoft.com/office/word/2018/wordml" xmlns:w16sdtdh="http://schemas.microsoft.com/office/word/2020/wordml/sdtdatahash" xmlns:w16sdtfl="http://schemas.microsoft.com/office/word/2024/wordml/sdtformatlock" xmlns:w16se="http://schemas.microsoft.com/office/word/2015/wordml/symex" xmlns:w16du="http://schemas.microsoft.com/office/word/2023/wordml/word16du" xmlns:wne="http://schemas.microsoft.com/office/word/2006/wordml" mc:Ignorable="w14 w15 w16se w16cid w16 w16cex w16sdtdh w16sdtfl w16du wp14">
   <w:p>
     <w:pPr>
@@ -9087,7 +9081,7 @@
 </w:hdr>
 </file>
 
-<file path=word/header6.xml><?xml version="1.0" encoding="utf-8"?>
+<file path=word/header5.xml><?xml version="1.0" encoding="utf-8"?>
 <w:hdr xmlns:wpc="http://schemas.microsoft.com/office/word/2010/wordprocessingCanvas" xmlns:cx="http://schemas.microsoft.com/office/drawing/2014/chartex" xmlns:cx1="http://schemas.microsoft.com/office/drawing/2015/9/8/chartex" xmlns:cx2="http://schemas.microsoft.com/office/drawing/2015/10/21/chartex" xmlns:cx3="http://schemas.microsoft.com/office/drawing/2016/5/9/chartex" xmlns:cx4="http://schemas.microsoft.com/office/drawing/2016/5/10/chartex" xmlns:cx5="http://schemas.microsoft.com/office/drawing/2016/5/11/chartex" xmlns:cx6="http://schemas.microsoft.com/office/drawing/2016/5/12/chartex" xmlns:cx7="http://schemas.microsoft.com/office/drawing/2016/5/13/chartex" xmlns:cx8="http://schemas.microsoft.com/office/drawing/2016/5/14/chartex" xmlns:mc="http://schemas.openxmlformats.org/markup-compatibility/2006" xmlns:m="http://schemas.openxmlformats.org/officeDocument/2006/math" xmlns:aink="http://schemas.microsoft.com/office/drawing/2016/ink" xmlns:am3d="http://schemas.microsoft.com/office/drawing/2017/model3d" xmlns:oel="http://schemas.microsoft.com/office/2019/extlst" xmlns:r="http://schemas.openxmlformats.org/officeDocument/2006/relationships" xmlns:wp14="http://schemas.microsoft.com/office/word/2010/wordprocessingDrawing" xmlns:wp="http://schemas.openxmlformats.org/drawingml/2006/wordprocessingDrawing" xmlns:wpg="http://schemas.microsoft.com/office/word/2010/wordprocessingGroup" xmlns:wpi="http://schemas.microsoft.com/office/word/2010/wordprocessingInk" xmlns:wps="http://schemas.microsoft.com/office/word/2010/wordprocessingShape" xmlns:o="urn:schemas-microsoft-com:office:office" xmlns:v="urn:schemas-microsoft-com:vml" xmlns:w10="urn:schemas-microsoft-com:office:word" xmlns:w="http://schemas.openxmlformats.org/wordprocessingml/2006/main" xmlns:w14="http://schemas.microsoft.com/office/word/2010/wordml" xmlns:w15="http://schemas.microsoft.com/office/word/2012/wordml" xmlns:w16cei="http://schemas.microsoft.com/office/word/2026/wordml/cei" xmlns:w16cex="http://schemas.microsoft.com/office/word/2018/wordml/cex" xmlns:w16cid="http://schemas.microsoft.com/office/word/2016/wordml/cid" xmlns:w16="http://schemas.microsoft.com/office/word/2018/wordml" xmlns:w16sdtdh="http://schemas.microsoft.com/office/word/2020/wordml/sdtdatahash" xmlns:w16sdtfl="http://schemas.microsoft.com/office/word/2024/wordml/sdtformatlock" xmlns:w16se="http://schemas.microsoft.com/office/word/2015/wordml/symex" xmlns:w16du="http://schemas.microsoft.com/office/word/2023/wordml/word16du" xmlns:wne="http://schemas.microsoft.com/office/word/2006/wordml" mc:Ignorable="w14 w15 w16se w16cid w16 w16cex w16sdtdh w16sdtfl w16du wp14">
   <w:p>
     <w:pPr>
